--- a/apps/api/templates/modelo-02.docx
+++ b/apps/api/templates/modelo-02.docx
@@ -11,7 +11,7 @@
         <w:rPr>
           <w:rFonts w:ascii="Aptos Display" w:hAnsi="Aptos Display"/>
           <w:b/>
-          <w:color w:val="182E4B"/>
+          <w:color w:val="000000"/>
           <w:sz w:val="42"/>
         </w:rPr>
         <w:t>{fullName}</w:t>
@@ -25,7 +25,7 @@
       <w:r>
         <w:rPr>
           <w:b w:val="0"/>
-          <w:color w:val="106E82"/>
+          <w:color w:val="000000"/>
           <w:sz w:val="18"/>
         </w:rPr>
         <w:t>{contact}</w:t>
@@ -51,13 +51,13 @@
           <w:bottom w:val="single" w:sz="6" w:space="4" w:color="444444"/>
         </w:pBdr>
         <w:pBdr>
-          <w:bottom w:val="single" w:sz="10" w:space="5" w:color="107A8D"/>
+          <w:bottom w:val="single" w:sz="10" w:space="5" w:color="000000"/>
         </w:pBdr>
       </w:pPr>
       <w:r>
         <w:rPr>
           <w:b/>
-          <w:color w:val="182E4B"/>
+          <w:color w:val="000000"/>
           <w:sz w:val="20"/>
         </w:rPr>
         <w:t>RESUMO PROFISSIONAL</w:t>
@@ -106,13 +106,13 @@
           <w:bottom w:val="single" w:sz="6" w:space="4" w:color="444444"/>
         </w:pBdr>
         <w:pBdr>
-          <w:bottom w:val="single" w:sz="10" w:space="5" w:color="107A8D"/>
+          <w:bottom w:val="single" w:sz="10" w:space="5" w:color="000000"/>
         </w:pBdr>
       </w:pPr>
       <w:r>
         <w:rPr>
           <w:b/>
-          <w:color w:val="182E4B"/>
+          <w:color w:val="000000"/>
           <w:sz w:val="20"/>
         </w:rPr>
         <w:t>EXPERIÊNCIA PROFISSIONAL</w:t>
@@ -137,8 +137,8 @@
       <w:r>
         <w:rPr>
           <w:b/>
-          <w:color w:val="182E4B"/>
-          <w:sz w:val="21"/>
+          <w:color w:val="000000"/>
+          <w:sz w:val="24"/>
         </w:rPr>
         <w:t>{company}</w:t>
       </w:r>
@@ -154,10 +154,17 @@
       <w:r>
         <w:rPr>
           <w:b w:val="0"/>
-          <w:color w:val="106E82"/>
+          <w:color w:val="000000"/>
+          <w:sz w:val="24"/>
+        </w:rPr>
+        <w:t>{role}</w:t>
+      </w:r>
+      <w:r>
+        <w:rPr>
+          <w:b w:val="0"/>
+          <w:color w:val="000000"/>
           <w:sz w:val="18"/>
         </w:rPr>
-        <w:t>{role}</w:t>
         <w:tab/>
         <w:t>{period}</w:t>
       </w:r>
@@ -217,13 +224,13 @@
           <w:bottom w:val="single" w:sz="6" w:space="4" w:color="444444"/>
         </w:pBdr>
         <w:pBdr>
-          <w:bottom w:val="single" w:sz="10" w:space="5" w:color="107A8D"/>
+          <w:bottom w:val="single" w:sz="10" w:space="5" w:color="000000"/>
         </w:pBdr>
       </w:pPr>
       <w:r>
         <w:rPr>
           <w:b/>
-          <w:color w:val="182E4B"/>
+          <w:color w:val="000000"/>
           <w:sz w:val="20"/>
         </w:rPr>
         <w:t>FORMAÇÃO ACADÊMICA</w:t>
@@ -248,7 +255,7 @@
       <w:r>
         <w:rPr>
           <w:b/>
-          <w:color w:val="182E4B"/>
+          <w:color w:val="000000"/>
           <w:sz w:val="21"/>
         </w:rPr>
         <w:t>{institution}</w:t>
@@ -265,7 +272,7 @@
       <w:r>
         <w:rPr>
           <w:b w:val="0"/>
-          <w:color w:val="106E82"/>
+          <w:color w:val="000000"/>
           <w:sz w:val="18"/>
         </w:rPr>
         <w:t>{course}</w:t>
@@ -317,13 +324,13 @@
           <w:bottom w:val="single" w:sz="6" w:space="4" w:color="444444"/>
         </w:pBdr>
         <w:pBdr>
-          <w:bottom w:val="single" w:sz="10" w:space="5" w:color="107A8D"/>
+          <w:bottom w:val="single" w:sz="10" w:space="5" w:color="000000"/>
         </w:pBdr>
       </w:pPr>
       <w:r>
         <w:rPr>
           <w:b/>
-          <w:color w:val="182E4B"/>
+          <w:color w:val="000000"/>
           <w:sz w:val="20"/>
         </w:rPr>
         <w:t>HABILIDADES</w:t>
@@ -1058,7 +1065,7 @@
       <w:rFonts w:asciiTheme="majorHAnsi" w:eastAsiaTheme="majorEastAsia" w:hAnsiTheme="majorHAnsi" w:cstheme="majorBidi"/>
       <w:b/>
       <w:bCs/>
-      <w:color w:val="365F91" w:themeColor="accent1" w:themeShade="BF"/>
+      <w:color w:val="000000"/>
       <w:sz w:val="28"/>
       <w:szCs w:val="28"/>
     </w:rPr>
@@ -1073,7 +1080,7 @@
       <w:rFonts w:asciiTheme="majorHAnsi" w:eastAsiaTheme="majorEastAsia" w:hAnsiTheme="majorHAnsi" w:cstheme="majorBidi"/>
       <w:b/>
       <w:bCs/>
-      <w:color w:val="4F81BD" w:themeColor="accent1"/>
+      <w:color w:val="000000"/>
       <w:sz w:val="26"/>
       <w:szCs w:val="26"/>
     </w:rPr>
@@ -1088,7 +1095,7 @@
       <w:rFonts w:asciiTheme="majorHAnsi" w:eastAsiaTheme="majorEastAsia" w:hAnsiTheme="majorHAnsi" w:cstheme="majorBidi"/>
       <w:b/>
       <w:bCs/>
-      <w:color w:val="4F81BD" w:themeColor="accent1"/>
+      <w:color w:val="000000"/>
     </w:rPr>
   </w:style>
   <w:style w:type="paragraph" w:styleId="Title">
@@ -1123,7 +1130,7 @@
     <w:rsid w:val="00FC693F"/>
     <w:rPr>
       <w:rFonts w:asciiTheme="majorHAnsi" w:eastAsiaTheme="majorEastAsia" w:hAnsiTheme="majorHAnsi" w:cstheme="majorBidi"/>
-      <w:color w:val="17365D" w:themeColor="text2" w:themeShade="BF"/>
+      <w:color w:val="000000"/>
       <w:spacing w:val="5"/>
       <w:kern w:val="28"/>
       <w:sz w:val="52"/>
@@ -1163,7 +1170,7 @@
       <w:rFonts w:asciiTheme="majorHAnsi" w:eastAsiaTheme="majorEastAsia" w:hAnsiTheme="majorHAnsi" w:cstheme="majorBidi"/>
       <w:i/>
       <w:iCs/>
-      <w:color w:val="4F81BD" w:themeColor="accent1"/>
+      <w:color w:val="000000"/>
       <w:spacing w:val="15"/>
       <w:sz w:val="24"/>
       <w:szCs w:val="24"/>
@@ -1447,7 +1454,7 @@
     <w:rPr>
       <w:i/>
       <w:iCs/>
-      <w:color w:val="000000" w:themeColor="text1"/>
+      <w:color w:val="000000"/>
     </w:rPr>
   </w:style>
   <w:style w:type="character" w:customStyle="1" w:styleId="Heading4Char">
@@ -1463,7 +1470,7 @@
       <w:bCs/>
       <w:i/>
       <w:iCs/>
-      <w:color w:val="4F81BD" w:themeColor="accent1"/>
+      <w:color w:val="000000"/>
     </w:rPr>
   </w:style>
   <w:style w:type="character" w:customStyle="1" w:styleId="Heading5Char">
@@ -1475,7 +1482,7 @@
     <w:rsid w:val="00FC693F"/>
     <w:rPr>
       <w:rFonts w:asciiTheme="majorHAnsi" w:eastAsiaTheme="majorEastAsia" w:hAnsiTheme="majorHAnsi" w:cstheme="majorBidi"/>
-      <w:color w:val="243F60" w:themeColor="accent1" w:themeShade="7F"/>
+      <w:color w:val="000000"/>
     </w:rPr>
   </w:style>
   <w:style w:type="character" w:customStyle="1" w:styleId="Heading6Char">
@@ -1489,7 +1496,7 @@
       <w:rFonts w:asciiTheme="majorHAnsi" w:eastAsiaTheme="majorEastAsia" w:hAnsiTheme="majorHAnsi" w:cstheme="majorBidi"/>
       <w:i/>
       <w:iCs/>
-      <w:color w:val="243F60" w:themeColor="accent1" w:themeShade="7F"/>
+      <w:color w:val="000000"/>
     </w:rPr>
   </w:style>
   <w:style w:type="character" w:customStyle="1" w:styleId="Heading7Char">
@@ -1503,7 +1510,7 @@
       <w:rFonts w:asciiTheme="majorHAnsi" w:eastAsiaTheme="majorEastAsia" w:hAnsiTheme="majorHAnsi" w:cstheme="majorBidi"/>
       <w:i/>
       <w:iCs/>
-      <w:color w:val="404040" w:themeColor="text1" w:themeTint="BF"/>
+      <w:color w:val="000000"/>
     </w:rPr>
   </w:style>
   <w:style w:type="character" w:customStyle="1" w:styleId="Heading8Char">
@@ -1515,7 +1522,7 @@
     <w:rsid w:val="00FC693F"/>
     <w:rPr>
       <w:rFonts w:asciiTheme="majorHAnsi" w:eastAsiaTheme="majorEastAsia" w:hAnsiTheme="majorHAnsi" w:cstheme="majorBidi"/>
-      <w:color w:val="4F81BD" w:themeColor="accent1"/>
+      <w:color w:val="000000"/>
       <w:sz w:val="20"/>
       <w:szCs w:val="20"/>
     </w:rPr>
@@ -1531,7 +1538,7 @@
       <w:rFonts w:asciiTheme="majorHAnsi" w:eastAsiaTheme="majorEastAsia" w:hAnsiTheme="majorHAnsi" w:cstheme="majorBidi"/>
       <w:i/>
       <w:iCs/>
-      <w:color w:val="404040" w:themeColor="text1" w:themeTint="BF"/>
+      <w:color w:val="000000"/>
       <w:sz w:val="20"/>
       <w:szCs w:val="20"/>
     </w:rPr>
@@ -1612,7 +1619,7 @@
       <w:bCs/>
       <w:i/>
       <w:iCs/>
-      <w:color w:val="4F81BD" w:themeColor="accent1"/>
+      <w:color w:val="000000"/>
     </w:rPr>
   </w:style>
   <w:style w:type="character" w:styleId="SubtleEmphasis">
